--- a/downloads/Akhilesh_Mishra_Java_Full_Stack_Classic.docx
+++ b/downloads/Akhilesh_Mishra_Java_Full_Stack_Classic.docx
@@ -395,7 +395,7 @@
           <w:color w:val="333333"/>
           <w:sz w:val="20"/>
         </w:rPr>
-        <w:t>), implementing device binding.</w:t>
+        <w:t>), reducing unauthorized entry rates to 0% and implementing device binding.</w:t>
       </w:r>
     </w:p>
     <w:p>
@@ -510,7 +510,7 @@
           <w:color w:val="333333"/>
           <w:sz w:val="20"/>
         </w:rPr>
-        <w:t xml:space="preserve"> using indexing and cache tuning.</w:t>
+        <w:t xml:space="preserve"> using indexing and cache tuning to reduce read/write latency by 45%.</w:t>
       </w:r>
     </w:p>
     <w:p>
@@ -542,7 +542,7 @@
           <w:color w:val="333333"/>
           <w:sz w:val="20"/>
         </w:rPr>
-        <w:t>, enhancing asynchronous data processing speed.</w:t>
+        <w:t>, enhancing asynchronous data processing speed by 35%.</w:t>
       </w:r>
     </w:p>
     <w:p>
@@ -623,6 +623,23 @@
           <w:color w:val="333333"/>
           <w:sz w:val="20"/>
         </w:rPr>
+        <w:t xml:space="preserve">, serving </w:t>
+      </w:r>
+      <w:r>
+        <w:rPr>
+          <w:rFonts w:ascii="Arial" w:hAnsi="Arial"/>
+          <w:b/>
+          <w:color w:val="111111"/>
+          <w:sz w:val="20"/>
+        </w:rPr>
+        <w:t>1,000+ active field agents</w:t>
+      </w:r>
+      <w:r>
+        <w:rPr>
+          <w:rFonts w:ascii="Arial" w:hAnsi="Arial"/>
+          <w:color w:val="333333"/>
+          <w:sz w:val="20"/>
+        </w:rPr>
         <w:t>.</w:t>
       </w:r>
     </w:p>
@@ -672,7 +689,7 @@
           <w:color w:val="333333"/>
           <w:sz w:val="20"/>
         </w:rPr>
-        <w:t xml:space="preserve"> (antd), connecting via WebSockets to a Spring Boot backend.</w:t>
+        <w:t>, reducing dashboard latency by 30% and updating via WebSockets.</w:t>
       </w:r>
     </w:p>
     <w:p>
@@ -721,7 +738,7 @@
           <w:color w:val="333333"/>
           <w:sz w:val="20"/>
         </w:rPr>
-        <w:t xml:space="preserve"> to manage role-based dashboard access control.</w:t>
+        <w:t xml:space="preserve"> to protect access to operations data for 100+ clients.</w:t>
       </w:r>
     </w:p>
     <w:p>

--- a/downloads/Akhilesh_Mishra_Java_Full_Stack_Classic.docx
+++ b/downloads/Akhilesh_Mishra_Java_Full_Stack_Classic.docx
@@ -572,7 +572,7 @@
           <w:color w:val="333333"/>
           <w:sz w:val="20"/>
         </w:rPr>
-        <w:t xml:space="preserve">Designed and developed a real-time workforce tracking application utilizing </w:t>
+        <w:t xml:space="preserve">Created and developed a real-time workforce tracking application utilizing </w:t>
       </w:r>
       <w:r>
         <w:rPr>

--- a/downloads/Akhilesh_Mishra_Java_Full_Stack_Classic.docx
+++ b/downloads/Akhilesh_Mishra_Java_Full_Stack_Classic.docx
@@ -272,7 +272,7 @@
           <w:color w:val="111111"/>
           <w:sz w:val="20"/>
         </w:rPr>
-        <w:t>20 lakh+ active users</w:t>
+        <w:t>2 million+ active users</w:t>
       </w:r>
       <w:r>
         <w:rPr>
@@ -321,7 +321,7 @@
           <w:color w:val="111111"/>
           <w:sz w:val="20"/>
         </w:rPr>
-        <w:t>5 lakh+ daily transactions</w:t>
+        <w:t>500,000+ daily transactions</w:t>
       </w:r>
       <w:r>
         <w:rPr>
@@ -453,7 +453,7 @@
           <w:color w:val="111111"/>
           <w:sz w:val="20"/>
         </w:rPr>
-        <w:t>₹100 crore</w:t>
+        <w:t>₹10 billion (INR 100 Crore)</w:t>
       </w:r>
       <w:r>
         <w:rPr>
@@ -572,7 +572,7 @@
           <w:color w:val="333333"/>
           <w:sz w:val="20"/>
         </w:rPr>
-        <w:t xml:space="preserve">Created and developed a real-time workforce tracking application utilizing </w:t>
+        <w:t xml:space="preserve">Designed and developed a real-time workforce tracking application utilizing </w:t>
       </w:r>
       <w:r>
         <w:rPr>

--- a/downloads/Akhilesh_Mishra_Java_Full_Stack_Classic.docx
+++ b/downloads/Akhilesh_Mishra_Java_Full_Stack_Classic.docx
@@ -453,7 +453,7 @@
           <w:color w:val="111111"/>
           <w:sz w:val="20"/>
         </w:rPr>
-        <w:t>₹10 billion (INR 100 Crore)</w:t>
+        <w:t>₹10 billion (INR 10B)</w:t>
       </w:r>
       <w:r>
         <w:rPr>
@@ -836,13 +836,13 @@
                 <w:color w:val="333333"/>
                 <w:sz w:val="19"/>
               </w:rPr>
-              <w:t>GeeksforGeeks MERN Stack Certification</w:t>
+              <w:t>Advanced MERN Stack Developer Certification</w:t>
               <w:br/>
-              <w:t xml:space="preserve">                        Coding Ninjas DBMS Certification</w:t>
+              <w:t xml:space="preserve">                        Database Systems &amp; SQL Certification</w:t>
               <w:br/>
-              <w:t xml:space="preserve">                        Coding Ninjas DSA Certification</w:t>
+              <w:t xml:space="preserve">                        Data Structures &amp; Algorithms Certification</w:t>
               <w:br/>
-              <w:t xml:space="preserve">                        IIT Kanpur Prutor Cyber Security Certification</w:t>
+              <w:t xml:space="preserve">                        IIT Kanpur Cyber Security Certification</w:t>
             </w:r>
           </w:p>
         </w:tc>

--- a/downloads/Akhilesh_Mishra_Java_Full_Stack_Classic.docx
+++ b/downloads/Akhilesh_Mishra_Java_Full_Stack_Classic.docx
@@ -29,7 +29,7 @@
           <w:color w:val="0056B3"/>
           <w:sz w:val="24"/>
         </w:rPr>
-        <w:t>Java Full Stack Developer</w:t>
+        <w:t>Java Full Stack Developer | Spring Boot · Microservices · REST APIs</w:t>
       </w:r>
     </w:p>
     <w:p>
@@ -75,7 +75,7 @@
           <w:color w:val="333333"/>
           <w:sz w:val="20"/>
         </w:rPr>
-        <w:t>Software Development Engineer specializing in Java Full Stack development, with a track record of building secure, scalable enterprise FinTech and tracking platforms. Expert in Java, Spring Boot, Spring Security, Hibernate, Microservices, and database design using MySQL/PostgreSQL. Proven experience in re-architecting monoliths to high-performance microservices, designing transactional ledger platforms, and securing enterprise APIs with JWT/RBAC. Optimizes system latency and reduces failure rates through caching and containerized deployments.</w:t>
+        <w:t>Software Development Engineer specializing in Java Full Stack development, delivering secure, high-volume enterprise FinTech systems. Deep expertise in Java, Spring Boot, Spring Security, Spring Data JPA, Hibernate, and microservice architecture over MySQL and PostgreSQL. Re-architected monoliths into Spring Boot microservices serving 2 million+ users, engineered wallet and ledger services settling over 10 billion INR daily, and hardened enterprise APIs with JWT, RBAC, and device binding. Holds latency down at peak load through SQL indexing, cache tuning, and Dockerized delivery.</w:t>
       </w:r>
     </w:p>
     <w:p>
@@ -107,7 +107,7 @@
           <w:color w:val="0056B3"/>
           <w:sz w:val="20"/>
         </w:rPr>
-        <w:t xml:space="preserve">Backend </w:t>
+        <w:t xml:space="preserve">Core Java &amp; Spring </w:t>
       </w:r>
       <w:r>
         <w:rPr>
@@ -115,7 +115,9 @@
           <w:color w:val="333333"/>
           <w:sz w:val="20"/>
         </w:rPr>
-        <w:t>Java, Spring Boot, Microservices, Spring MVC, Spring Data JPA, Hibernate, Spring Cloud</w:t>
+        <w:t>Core Java &amp; Spring</w:t>
+        <w:br/>
+        <w:t xml:space="preserve">                    Java, Spring Boot, Spring MVC, Spring Security, Spring Data JPA, Hibernate, Spring Cloud, Microservices</w:t>
       </w:r>
     </w:p>
     <w:p>
@@ -129,7 +131,7 @@
           <w:color w:val="0056B3"/>
           <w:sz w:val="20"/>
         </w:rPr>
-        <w:t xml:space="preserve">Frontend &amp; APIs </w:t>
+        <w:t xml:space="preserve">APIs, Security &amp; UI </w:t>
       </w:r>
       <w:r>
         <w:rPr>
@@ -137,7 +139,9 @@
           <w:color w:val="333333"/>
           <w:sz w:val="20"/>
         </w:rPr>
-        <w:t>React.js, JavaScript, HTML5, CSS3, RESTful APIs, JWT Security, RBAC</w:t>
+        <w:t>APIs, Security &amp; UI</w:t>
+        <w:br/>
+        <w:t xml:space="preserve">                    RESTful APIs, JWT authentication, RBAC, device binding, API versioning, React.js, JavaScript (ES6+), HTML5, CSS3</w:t>
       </w:r>
     </w:p>
     <w:p>
@@ -159,7 +163,9 @@
           <w:color w:val="333333"/>
           <w:sz w:val="20"/>
         </w:rPr>
-        <w:t>MySQL, PostgreSQL, Redis cache, Apache Kafka, database transactions, query optimization</w:t>
+        <w:t>Data &amp; Messaging</w:t>
+        <w:br/>
+        <w:t xml:space="preserve">                    MySQL, PostgreSQL, transaction management, indexing, query tuning, Redis, Apache Kafka</w:t>
       </w:r>
     </w:p>
     <w:p>
@@ -173,7 +179,7 @@
           <w:color w:val="0056B3"/>
           <w:sz w:val="20"/>
         </w:rPr>
-        <w:t xml:space="preserve">Tools &amp; Cloud </w:t>
+        <w:t xml:space="preserve">Build &amp; DevOps </w:t>
       </w:r>
       <w:r>
         <w:rPr>
@@ -181,7 +187,9 @@
           <w:color w:val="333333"/>
           <w:sz w:val="20"/>
         </w:rPr>
-        <w:t>Git, GitHub, Docker, Postman, Maven, Gradle, Spring Boot Actuator, Prometheus, Grafana</w:t>
+        <w:t>Build &amp; DevOps</w:t>
+        <w:br/>
+        <w:t xml:space="preserve">                    Maven, Gradle, Git, GitHub, Docker, CI/CD, Postman, Spring Boot Actuator, Prometheus, Grafana</w:t>
       </w:r>
     </w:p>
     <w:p>
@@ -229,7 +237,7 @@
           <w:color w:val="333333"/>
           <w:sz w:val="20"/>
         </w:rPr>
-        <w:t xml:space="preserve">Re-architected monolithic e-governance systems into scalable </w:t>
+        <w:t xml:space="preserve">Re-architected monolithic e-governance systems into </w:t>
       </w:r>
       <w:r>
         <w:rPr>
@@ -295,7 +303,7 @@
           <w:color w:val="333333"/>
           <w:sz w:val="20"/>
         </w:rPr>
-        <w:t xml:space="preserve">Designed and scaled transaction orchestration services for AEPS, MATM, and VATM platforms using </w:t>
+        <w:t xml:space="preserve">Architected transaction orchestration services for AEPS, MATM, and VATM platforms on </w:t>
       </w:r>
       <w:r>
         <w:rPr>
@@ -312,7 +320,7 @@
           <w:color w:val="333333"/>
           <w:sz w:val="20"/>
         </w:rPr>
-        <w:t xml:space="preserve">, handling </w:t>
+        <w:t xml:space="preserve">, sustaining </w:t>
       </w:r>
       <w:r>
         <w:rPr>
@@ -322,6 +330,23 @@
           <w:sz w:val="20"/>
         </w:rPr>
         <w:t>500,000+ daily transactions</w:t>
+      </w:r>
+      <w:r>
+        <w:rPr>
+          <w:rFonts w:ascii="Arial" w:hAnsi="Arial"/>
+          <w:color w:val="333333"/>
+          <w:sz w:val="20"/>
+        </w:rPr>
+        <w:t xml:space="preserve"> at a </w:t>
+      </w:r>
+      <w:r>
+        <w:rPr>
+          <w:rFonts w:ascii="Arial" w:hAnsi="Arial"/>
+          <w:b/>
+          <w:color w:val="111111"/>
+          <w:sz w:val="20"/>
+        </w:rPr>
+        <w:t>99% success rate</w:t>
       </w:r>
       <w:r>
         <w:rPr>
@@ -344,7 +369,7 @@
           <w:color w:val="333333"/>
           <w:sz w:val="20"/>
         </w:rPr>
-        <w:t xml:space="preserve">Secured enterprise APIs using </w:t>
+        <w:t xml:space="preserve">Hardened enterprise APIs with </w:t>
       </w:r>
       <w:r>
         <w:rPr>
@@ -361,7 +386,7 @@
           <w:color w:val="333333"/>
           <w:sz w:val="20"/>
         </w:rPr>
-        <w:t xml:space="preserve"> with </w:t>
+        <w:t xml:space="preserve">, </w:t>
       </w:r>
       <w:r>
         <w:rPr>
@@ -370,7 +395,7 @@
           <w:color w:val="111111"/>
           <w:sz w:val="20"/>
         </w:rPr>
-        <w:t>JWT Authentication</w:t>
+        <w:t>JWT</w:t>
       </w:r>
       <w:r>
         <w:rPr>
@@ -378,7 +403,7 @@
           <w:color w:val="333333"/>
           <w:sz w:val="20"/>
         </w:rPr>
-        <w:t xml:space="preserve"> and Role-Based Access Control (</w:t>
+        <w:t xml:space="preserve"> authentication, and role-based access control (</w:t>
       </w:r>
       <w:r>
         <w:rPr>
@@ -395,7 +420,7 @@
           <w:color w:val="333333"/>
           <w:sz w:val="20"/>
         </w:rPr>
-        <w:t>), reducing unauthorized entry rates to 0% and implementing device binding.</w:t>
+        <w:t>), adding device binding and OTP retry policies.</w:t>
       </w:r>
     </w:p>
     <w:p>
@@ -410,7 +435,7 @@
           <w:color w:val="333333"/>
           <w:sz w:val="20"/>
         </w:rPr>
-        <w:t xml:space="preserve">Engineered high-performance wallet and ledger systems using </w:t>
+        <w:t xml:space="preserve">Engineered wallet and ledger services with </w:t>
       </w:r>
       <w:r>
         <w:rPr>
@@ -444,7 +469,7 @@
           <w:color w:val="333333"/>
           <w:sz w:val="20"/>
         </w:rPr>
-        <w:t xml:space="preserve">, processing over </w:t>
+        <w:t xml:space="preserve">, settling over </w:t>
       </w:r>
       <w:r>
         <w:rPr>
@@ -453,7 +478,7 @@
           <w:color w:val="111111"/>
           <w:sz w:val="20"/>
         </w:rPr>
-        <w:t>₹10 billion (INR 10B)</w:t>
+        <w:t>10 billion INR</w:t>
       </w:r>
       <w:r>
         <w:rPr>
@@ -461,7 +486,7 @@
           <w:color w:val="333333"/>
           <w:sz w:val="20"/>
         </w:rPr>
-        <w:t xml:space="preserve"> in daily transactions.</w:t>
+        <w:t xml:space="preserve"> in daily transaction value with consistent balances.</w:t>
       </w:r>
     </w:p>
     <w:p>
@@ -476,7 +501,7 @@
           <w:color w:val="333333"/>
           <w:sz w:val="20"/>
         </w:rPr>
-        <w:t xml:space="preserve">Optimized database transactions and search queries in </w:t>
+        <w:t xml:space="preserve">Optimized </w:t>
       </w:r>
       <w:r>
         <w:rPr>
@@ -510,7 +535,24 @@
           <w:color w:val="333333"/>
           <w:sz w:val="20"/>
         </w:rPr>
-        <w:t xml:space="preserve"> using indexing and cache tuning to reduce read/write latency by 45%.</w:t>
+        <w:t xml:space="preserve"> transactions and search queries through indexing and cache tuning, cutting read/write latency by </w:t>
+      </w:r>
+      <w:r>
+        <w:rPr>
+          <w:rFonts w:ascii="Arial" w:hAnsi="Arial"/>
+          <w:b/>
+          <w:color w:val="111111"/>
+          <w:sz w:val="20"/>
+        </w:rPr>
+        <w:t>45%</w:t>
+      </w:r>
+      <w:r>
+        <w:rPr>
+          <w:rFonts w:ascii="Arial" w:hAnsi="Arial"/>
+          <w:color w:val="333333"/>
+          <w:sz w:val="20"/>
+        </w:rPr>
+        <w:t>.</w:t>
       </w:r>
     </w:p>
     <w:p>
@@ -525,7 +567,7 @@
           <w:color w:val="333333"/>
           <w:sz w:val="20"/>
         </w:rPr>
-        <w:t xml:space="preserve">Established event-driven communication between microservices using </w:t>
+        <w:t xml:space="preserve">Established event-driven communication between microservices with </w:t>
       </w:r>
       <w:r>
         <w:rPr>
@@ -542,7 +584,24 @@
           <w:color w:val="333333"/>
           <w:sz w:val="20"/>
         </w:rPr>
-        <w:t>, enhancing asynchronous data processing speed by 35%.</w:t>
+        <w:t xml:space="preserve">, lifting asynchronous processing throughput by </w:t>
+      </w:r>
+      <w:r>
+        <w:rPr>
+          <w:rFonts w:ascii="Arial" w:hAnsi="Arial"/>
+          <w:b/>
+          <w:color w:val="111111"/>
+          <w:sz w:val="20"/>
+        </w:rPr>
+        <w:t>35%</w:t>
+      </w:r>
+      <w:r>
+        <w:rPr>
+          <w:rFonts w:ascii="Arial" w:hAnsi="Arial"/>
+          <w:color w:val="333333"/>
+          <w:sz w:val="20"/>
+        </w:rPr>
+        <w:t>.</w:t>
       </w:r>
     </w:p>
     <w:p>
@@ -572,7 +631,7 @@
           <w:color w:val="333333"/>
           <w:sz w:val="20"/>
         </w:rPr>
-        <w:t xml:space="preserve">Designed and developed a real-time workforce tracking application utilizing </w:t>
+        <w:t xml:space="preserve">Built a real-time workforce tracking platform on </w:t>
       </w:r>
       <w:r>
         <w:rPr>
@@ -655,7 +714,7 @@
           <w:color w:val="333333"/>
           <w:sz w:val="20"/>
         </w:rPr>
-        <w:t xml:space="preserve">Built a responsive map-based dashboard in </w:t>
+        <w:t xml:space="preserve">Delivered a responsive map-based dashboard in </w:t>
       </w:r>
       <w:r>
         <w:rPr>
@@ -672,7 +731,7 @@
           <w:color w:val="333333"/>
           <w:sz w:val="20"/>
         </w:rPr>
-        <w:t xml:space="preserve"> using </w:t>
+        <w:t xml:space="preserve"> with </w:t>
       </w:r>
       <w:r>
         <w:rPr>
@@ -689,7 +748,24 @@
           <w:color w:val="333333"/>
           <w:sz w:val="20"/>
         </w:rPr>
-        <w:t>, reducing dashboard latency by 30% and updating via WebSockets.</w:t>
+        <w:t xml:space="preserve">, streaming live coordinates from Spring Boot WebSocket endpoints and cutting dashboard latency by </w:t>
+      </w:r>
+      <w:r>
+        <w:rPr>
+          <w:rFonts w:ascii="Arial" w:hAnsi="Arial"/>
+          <w:b/>
+          <w:color w:val="111111"/>
+          <w:sz w:val="20"/>
+        </w:rPr>
+        <w:t>30%</w:t>
+      </w:r>
+      <w:r>
+        <w:rPr>
+          <w:rFonts w:ascii="Arial" w:hAnsi="Arial"/>
+          <w:color w:val="333333"/>
+          <w:sz w:val="20"/>
+        </w:rPr>
+        <w:t>.</w:t>
       </w:r>
     </w:p>
     <w:p>
@@ -704,7 +780,7 @@
           <w:color w:val="333333"/>
           <w:sz w:val="20"/>
         </w:rPr>
-        <w:t xml:space="preserve">Implemented a secure backend API in Spring Boot using </w:t>
+        <w:t xml:space="preserve">Secured the operations API with </w:t>
       </w:r>
       <w:r>
         <w:rPr>
@@ -738,7 +814,24 @@
           <w:color w:val="333333"/>
           <w:sz w:val="20"/>
         </w:rPr>
-        <w:t xml:space="preserve"> to protect access to operations data for 100+ clients.</w:t>
+        <w:t xml:space="preserve">, enforcing Admin, Supervisor, and Employee role boundaries across </w:t>
+      </w:r>
+      <w:r>
+        <w:rPr>
+          <w:rFonts w:ascii="Arial" w:hAnsi="Arial"/>
+          <w:b/>
+          <w:color w:val="111111"/>
+          <w:sz w:val="20"/>
+        </w:rPr>
+        <w:t>100+ client accounts</w:t>
+      </w:r>
+      <w:r>
+        <w:rPr>
+          <w:rFonts w:ascii="Arial" w:hAnsi="Arial"/>
+          <w:color w:val="333333"/>
+          <w:sz w:val="20"/>
+        </w:rPr>
+        <w:t>.</w:t>
       </w:r>
     </w:p>
     <w:p>
@@ -836,13 +929,13 @@
                 <w:color w:val="333333"/>
                 <w:sz w:val="19"/>
               </w:rPr>
-              <w:t>Advanced MERN Stack Developer Certification</w:t>
-              <w:br/>
-              <w:t xml:space="preserve">                        Database Systems &amp; SQL Certification</w:t>
+              <w:t>Database Systems &amp; SQL Certification</w:t>
               <w:br/>
               <w:t xml:space="preserve">                        Data Structures &amp; Algorithms Certification</w:t>
               <w:br/>
               <w:t xml:space="preserve">                        IIT Kanpur Cyber Security Certification</w:t>
+              <w:br/>
+              <w:t xml:space="preserve">                        Advanced MERN Stack Developer Certification</w:t>
             </w:r>
           </w:p>
         </w:tc>

--- a/downloads/Akhilesh_Mishra_Java_Full_Stack_Classic.docx
+++ b/downloads/Akhilesh_Mishra_Java_Full_Stack_Classic.docx
@@ -75,7 +75,7 @@
           <w:color w:val="333333"/>
           <w:sz w:val="20"/>
         </w:rPr>
-        <w:t>Software Development Engineer specializing in Java Full Stack development, delivering secure, high-volume enterprise FinTech systems. Deep expertise in Java, Spring Boot, Spring Security, Spring Data JPA, Hibernate, and microservice architecture over MySQL and PostgreSQL. Re-architected monoliths into Spring Boot microservices serving 2 million+ users, engineered wallet and ledger services settling over 10 billion INR daily, and hardened enterprise APIs with JWT, RBAC, and device binding. Holds latency down at peak load through SQL indexing, cache tuning, and Dockerized delivery.</w:t>
+        <w:t>Java full stack developer building secure, high-volume enterprise FinTech systems. Core stack is Spring Boot, Spring Security, Spring Data JPA and Hibernate over MySQL and PostgreSQL, with Kafka for anything that shouldn't block a request. Owns wallet and ledger services settling over 10 billion INR a day, and transaction orchestration holding a 99% success rate across 500,000+ daily transactions. Strong on the unglamorous parts — transaction boundaries, indexing, cache tuning.</w:t>
       </w:r>
     </w:p>
     <w:p>
@@ -237,7 +237,7 @@
           <w:color w:val="333333"/>
           <w:sz w:val="20"/>
         </w:rPr>
-        <w:t xml:space="preserve">Re-architected monolithic e-governance systems into </w:t>
+        <w:t xml:space="preserve">Split monolithic e-governance systems into </w:t>
       </w:r>
       <w:r>
         <w:rPr>
@@ -271,7 +271,7 @@
           <w:color w:val="333333"/>
           <w:sz w:val="20"/>
         </w:rPr>
-        <w:t xml:space="preserve"> microservices, improving service reliability and deployment speed for </w:t>
+        <w:t xml:space="preserve"> microservices, improving release speed and fault isolation for </w:t>
       </w:r>
       <w:r>
         <w:rPr>
@@ -280,7 +280,7 @@
           <w:color w:val="111111"/>
           <w:sz w:val="20"/>
         </w:rPr>
-        <w:t>2 million+ active users</w:t>
+        <w:t>2 million+ users</w:t>
       </w:r>
       <w:r>
         <w:rPr>
@@ -303,7 +303,7 @@
           <w:color w:val="333333"/>
           <w:sz w:val="20"/>
         </w:rPr>
-        <w:t xml:space="preserve">Architected transaction orchestration services for AEPS, MATM, and VATM platforms on </w:t>
+        <w:t xml:space="preserve">Ran AEPS, MATM and VATM transaction orchestration on </w:t>
       </w:r>
       <w:r>
         <w:rPr>
@@ -313,23 +313,6 @@
           <w:sz w:val="20"/>
         </w:rPr>
         <w:t>Spring Boot</w:t>
-      </w:r>
-      <w:r>
-        <w:rPr>
-          <w:rFonts w:ascii="Arial" w:hAnsi="Arial"/>
-          <w:color w:val="333333"/>
-          <w:sz w:val="20"/>
-        </w:rPr>
-        <w:t xml:space="preserve">, sustaining </w:t>
-      </w:r>
-      <w:r>
-        <w:rPr>
-          <w:rFonts w:ascii="Arial" w:hAnsi="Arial"/>
-          <w:b/>
-          <w:color w:val="111111"/>
-          <w:sz w:val="20"/>
-        </w:rPr>
-        <w:t>500,000+ daily transactions</w:t>
       </w:r>
       <w:r>
         <w:rPr>
@@ -354,6 +337,23 @@
           <w:color w:val="333333"/>
           <w:sz w:val="20"/>
         </w:rPr>
+        <w:t xml:space="preserve"> across </w:t>
+      </w:r>
+      <w:r>
+        <w:rPr>
+          <w:rFonts w:ascii="Arial" w:hAnsi="Arial"/>
+          <w:b/>
+          <w:color w:val="111111"/>
+          <w:sz w:val="20"/>
+        </w:rPr>
+        <w:t>500,000+ daily transactions</w:t>
+      </w:r>
+      <w:r>
+        <w:rPr>
+          <w:rFonts w:ascii="Arial" w:hAnsi="Arial"/>
+          <w:color w:val="333333"/>
+          <w:sz w:val="20"/>
+        </w:rPr>
         <w:t>.</w:t>
       </w:r>
     </w:p>
@@ -369,7 +369,24 @@
           <w:color w:val="333333"/>
           <w:sz w:val="20"/>
         </w:rPr>
-        <w:t xml:space="preserve">Hardened enterprise APIs with </w:t>
+        <w:t xml:space="preserve">Cut unauthorized access attempts </w:t>
+      </w:r>
+      <w:r>
+        <w:rPr>
+          <w:rFonts w:ascii="Arial" w:hAnsi="Arial"/>
+          <w:b/>
+          <w:color w:val="111111"/>
+          <w:sz w:val="20"/>
+        </w:rPr>
+        <w:t>99.9%</w:t>
+      </w:r>
+      <w:r>
+        <w:rPr>
+          <w:rFonts w:ascii="Arial" w:hAnsi="Arial"/>
+          <w:color w:val="333333"/>
+          <w:sz w:val="20"/>
+        </w:rPr>
+        <w:t xml:space="preserve"> with </w:t>
       </w:r>
       <w:r>
         <w:rPr>
@@ -386,7 +403,7 @@
           <w:color w:val="333333"/>
           <w:sz w:val="20"/>
         </w:rPr>
-        <w:t xml:space="preserve">, </w:t>
+        <w:t xml:space="preserve">: </w:t>
       </w:r>
       <w:r>
         <w:rPr>
@@ -403,7 +420,7 @@
           <w:color w:val="333333"/>
           <w:sz w:val="20"/>
         </w:rPr>
-        <w:t xml:space="preserve"> authentication, and role-based access control (</w:t>
+        <w:t xml:space="preserve">, </w:t>
       </w:r>
       <w:r>
         <w:rPr>
@@ -420,7 +437,7 @@
           <w:color w:val="333333"/>
           <w:sz w:val="20"/>
         </w:rPr>
-        <w:t>), adding device binding and OTP retry policies.</w:t>
+        <w:t>, device binding and OTP retry limits.</w:t>
       </w:r>
     </w:p>
     <w:p>
@@ -435,7 +452,7 @@
           <w:color w:val="333333"/>
           <w:sz w:val="20"/>
         </w:rPr>
-        <w:t xml:space="preserve">Engineered wallet and ledger services with </w:t>
+        <w:t xml:space="preserve">Built the wallet and ledger services on </w:t>
       </w:r>
       <w:r>
         <w:rPr>
@@ -469,7 +486,7 @@
           <w:color w:val="333333"/>
           <w:sz w:val="20"/>
         </w:rPr>
-        <w:t xml:space="preserve">, settling over </w:t>
+        <w:t xml:space="preserve"> — over </w:t>
       </w:r>
       <w:r>
         <w:rPr>
@@ -486,7 +503,7 @@
           <w:color w:val="333333"/>
           <w:sz w:val="20"/>
         </w:rPr>
-        <w:t xml:space="preserve"> in daily transaction value with consistent balances.</w:t>
+        <w:t xml:space="preserve"> settled daily, and balances that reconcile.</w:t>
       </w:r>
     </w:p>
     <w:p>
@@ -501,7 +518,24 @@
           <w:color w:val="333333"/>
           <w:sz w:val="20"/>
         </w:rPr>
-        <w:t xml:space="preserve">Optimized </w:t>
+        <w:t xml:space="preserve">Dropped read/write latency </w:t>
+      </w:r>
+      <w:r>
+        <w:rPr>
+          <w:rFonts w:ascii="Arial" w:hAnsi="Arial"/>
+          <w:b/>
+          <w:color w:val="111111"/>
+          <w:sz w:val="20"/>
+        </w:rPr>
+        <w:t>45%</w:t>
+      </w:r>
+      <w:r>
+        <w:rPr>
+          <w:rFonts w:ascii="Arial" w:hAnsi="Arial"/>
+          <w:color w:val="333333"/>
+          <w:sz w:val="20"/>
+        </w:rPr>
+        <w:t xml:space="preserve"> across </w:t>
       </w:r>
       <w:r>
         <w:rPr>
@@ -535,24 +569,7 @@
           <w:color w:val="333333"/>
           <w:sz w:val="20"/>
         </w:rPr>
-        <w:t xml:space="preserve"> transactions and search queries through indexing and cache tuning, cutting read/write latency by </w:t>
-      </w:r>
-      <w:r>
-        <w:rPr>
-          <w:rFonts w:ascii="Arial" w:hAnsi="Arial"/>
-          <w:b/>
-          <w:color w:val="111111"/>
-          <w:sz w:val="20"/>
-        </w:rPr>
-        <w:t>45%</w:t>
-      </w:r>
-      <w:r>
-        <w:rPr>
-          <w:rFonts w:ascii="Arial" w:hAnsi="Arial"/>
-          <w:color w:val="333333"/>
-          <w:sz w:val="20"/>
-        </w:rPr>
-        <w:t>.</w:t>
+        <w:t xml:space="preserve"> through indexing and cache tuning.</w:t>
       </w:r>
     </w:p>
     <w:p>
@@ -567,7 +584,7 @@
           <w:color w:val="333333"/>
           <w:sz w:val="20"/>
         </w:rPr>
-        <w:t xml:space="preserve">Established event-driven communication between microservices with </w:t>
+        <w:t xml:space="preserve">Moved inter-service communication onto </w:t>
       </w:r>
       <w:r>
         <w:rPr>
@@ -584,7 +601,7 @@
           <w:color w:val="333333"/>
           <w:sz w:val="20"/>
         </w:rPr>
-        <w:t xml:space="preserve">, lifting asynchronous processing throughput by </w:t>
+        <w:t xml:space="preserve">, lifting async throughput </w:t>
       </w:r>
       <w:r>
         <w:rPr>
@@ -631,7 +648,7 @@
           <w:color w:val="333333"/>
           <w:sz w:val="20"/>
         </w:rPr>
-        <w:t xml:space="preserve">Built a real-time workforce tracking platform on </w:t>
+        <w:t xml:space="preserve">Built a workforce tracking platform on </w:t>
       </w:r>
       <w:r>
         <w:rPr>
@@ -665,7 +682,7 @@
           <w:color w:val="333333"/>
           <w:sz w:val="20"/>
         </w:rPr>
-        <w:t xml:space="preserve">, and </w:t>
+        <w:t xml:space="preserve"> and </w:t>
       </w:r>
       <w:r>
         <w:rPr>
@@ -682,7 +699,7 @@
           <w:color w:val="333333"/>
           <w:sz w:val="20"/>
         </w:rPr>
-        <w:t xml:space="preserve">, serving </w:t>
+        <w:t xml:space="preserve"> for </w:t>
       </w:r>
       <w:r>
         <w:rPr>
@@ -691,7 +708,7 @@
           <w:color w:val="111111"/>
           <w:sz w:val="20"/>
         </w:rPr>
-        <w:t>1,000+ active field agents</w:t>
+        <w:t>1,000+ field agents</w:t>
       </w:r>
       <w:r>
         <w:rPr>
@@ -714,7 +731,7 @@
           <w:color w:val="333333"/>
           <w:sz w:val="20"/>
         </w:rPr>
-        <w:t xml:space="preserve">Delivered a responsive map-based dashboard in </w:t>
+        <w:t xml:space="preserve">Streamed live coordinates from Spring Boot WebSocket endpoints into a </w:t>
       </w:r>
       <w:r>
         <w:rPr>
@@ -731,7 +748,7 @@
           <w:color w:val="333333"/>
           <w:sz w:val="20"/>
         </w:rPr>
-        <w:t xml:space="preserve"> with </w:t>
+        <w:t xml:space="preserve"> and </w:t>
       </w:r>
       <w:r>
         <w:rPr>
@@ -748,7 +765,7 @@
           <w:color w:val="333333"/>
           <w:sz w:val="20"/>
         </w:rPr>
-        <w:t xml:space="preserve">, streaming live coordinates from Spring Boot WebSocket endpoints and cutting dashboard latency by </w:t>
+        <w:t xml:space="preserve"> dashboard, </w:t>
       </w:r>
       <w:r>
         <w:rPr>
@@ -765,7 +782,7 @@
           <w:color w:val="333333"/>
           <w:sz w:val="20"/>
         </w:rPr>
-        <w:t>.</w:t>
+        <w:t xml:space="preserve"> quicker to load than the first cut.</w:t>
       </w:r>
     </w:p>
     <w:p>
@@ -780,7 +797,7 @@
           <w:color w:val="333333"/>
           <w:sz w:val="20"/>
         </w:rPr>
-        <w:t xml:space="preserve">Secured the operations API with </w:t>
+        <w:t xml:space="preserve">Enforced Admin, Supervisor and Employee boundaries on the operations API with </w:t>
       </w:r>
       <w:r>
         <w:rPr>
@@ -814,7 +831,7 @@
           <w:color w:val="333333"/>
           <w:sz w:val="20"/>
         </w:rPr>
-        <w:t xml:space="preserve">, enforcing Admin, Supervisor, and Employee role boundaries across </w:t>
+        <w:t xml:space="preserve"> across </w:t>
       </w:r>
       <w:r>
         <w:rPr>

--- a/downloads/Akhilesh_Mishra_Java_Full_Stack_Classic.docx
+++ b/downloads/Akhilesh_Mishra_Java_Full_Stack_Classic.docx
@@ -75,7 +75,7 @@
           <w:color w:val="333333"/>
           <w:sz w:val="20"/>
         </w:rPr>
-        <w:t>Java full stack developer building secure, high-volume enterprise FinTech systems. Core stack is Spring Boot, Spring Security, Spring Data JPA and Hibernate over MySQL and PostgreSQL, with Kafka for anything that shouldn't block a request. Owns wallet and ledger services settling over 10 billion INR a day, and transaction orchestration holding a 99% success rate across 500,000+ daily transactions. Strong on the unglamorous parts — transaction boundaries, indexing, cache tuning.</w:t>
+        <w:t>Over 10 billion INR settled daily across wallet and ledger services built on Spring Boot, Spring Data JPA and Hibernate. Held AEPS, MATM and VATM orchestration at a 99% success rate over 500,000+ daily transactions by making the payment path idempotent and self-reconciling, and cut p95 database latency 45% through covering indexes and Redis caching. Strong on the unglamorous parts — transaction boundaries, Kafka messaging, JUnit coverage.</w:t>
       </w:r>
     </w:p>
     <w:p>
@@ -115,9 +115,7 @@
           <w:color w:val="333333"/>
           <w:sz w:val="20"/>
         </w:rPr>
-        <w:t>Core Java &amp; Spring</w:t>
-        <w:br/>
-        <w:t xml:space="preserve">                    Java, Spring Boot, Spring MVC, Spring Security, Spring Data JPA, Hibernate, Spring Cloud, Microservices</w:t>
+        <w:t>Java, Spring Boot, Spring MVC, Spring Security, Spring Data JPA, Hibernate, Spring Cloud, microservices</w:t>
       </w:r>
     </w:p>
     <w:p>
@@ -139,9 +137,7 @@
           <w:color w:val="333333"/>
           <w:sz w:val="20"/>
         </w:rPr>
-        <w:t>APIs, Security &amp; UI</w:t>
-        <w:br/>
-        <w:t xml:space="preserve">                    RESTful APIs, JWT authentication, RBAC, device binding, API versioning, React.js, JavaScript (ES6+), HTML5, CSS3</w:t>
+        <w:t>RESTful APIs, OpenAPI/Swagger, JWT, RBAC, device binding, rate limiting, idempotency keys, API versioning, React.js</w:t>
       </w:r>
     </w:p>
     <w:p>
@@ -163,9 +159,7 @@
           <w:color w:val="333333"/>
           <w:sz w:val="20"/>
         </w:rPr>
-        <w:t>Data &amp; Messaging</w:t>
-        <w:br/>
-        <w:t xml:space="preserve">                    MySQL, PostgreSQL, transaction management, indexing, query tuning, Redis, Apache Kafka</w:t>
+        <w:t>MySQL, PostgreSQL, transaction boundaries, covering indexes, query tuning, Redis, Apache Kafka, dead-letter topics</w:t>
       </w:r>
     </w:p>
     <w:p>
@@ -179,7 +173,7 @@
           <w:color w:val="0056B3"/>
           <w:sz w:val="20"/>
         </w:rPr>
-        <w:t xml:space="preserve">Build &amp; DevOps </w:t>
+        <w:t xml:space="preserve">Testing &amp; DevOps </w:t>
       </w:r>
       <w:r>
         <w:rPr>
@@ -187,9 +181,7 @@
           <w:color w:val="333333"/>
           <w:sz w:val="20"/>
         </w:rPr>
-        <w:t>Build &amp; DevOps</w:t>
-        <w:br/>
-        <w:t xml:space="preserve">                    Maven, Gradle, Git, GitHub, Docker, CI/CD, Postman, Spring Boot Actuator, Prometheus, Grafana</w:t>
+        <w:t>JUnit 5, Mockito, Testcontainers, Maven, Gradle, Docker, Kubernetes, GitHub Actions CI/CD, Actuator, Prometheus, Grafana</w:t>
       </w:r>
     </w:p>
     <w:p>
@@ -237,90 +229,7 @@
           <w:color w:val="333333"/>
           <w:sz w:val="20"/>
         </w:rPr>
-        <w:t xml:space="preserve">Split monolithic e-governance systems into </w:t>
-      </w:r>
-      <w:r>
-        <w:rPr>
-          <w:rFonts w:ascii="Arial" w:hAnsi="Arial"/>
-          <w:b/>
-          <w:color w:val="111111"/>
-          <w:sz w:val="20"/>
-        </w:rPr>
-        <w:t>Java</w:t>
-      </w:r>
-      <w:r>
-        <w:rPr>
-          <w:rFonts w:ascii="Arial" w:hAnsi="Arial"/>
-          <w:color w:val="333333"/>
-          <w:sz w:val="20"/>
-        </w:rPr>
-        <w:t xml:space="preserve"> and </w:t>
-      </w:r>
-      <w:r>
-        <w:rPr>
-          <w:rFonts w:ascii="Arial" w:hAnsi="Arial"/>
-          <w:b/>
-          <w:color w:val="111111"/>
-          <w:sz w:val="20"/>
-        </w:rPr>
-        <w:t>Spring Boot</w:t>
-      </w:r>
-      <w:r>
-        <w:rPr>
-          <w:rFonts w:ascii="Arial" w:hAnsi="Arial"/>
-          <w:color w:val="333333"/>
-          <w:sz w:val="20"/>
-        </w:rPr>
-        <w:t xml:space="preserve"> microservices, improving release speed and fault isolation for </w:t>
-      </w:r>
-      <w:r>
-        <w:rPr>
-          <w:rFonts w:ascii="Arial" w:hAnsi="Arial"/>
-          <w:b/>
-          <w:color w:val="111111"/>
-          <w:sz w:val="20"/>
-        </w:rPr>
-        <w:t>2 million+ users</w:t>
-      </w:r>
-      <w:r>
-        <w:rPr>
-          <w:rFonts w:ascii="Arial" w:hAnsi="Arial"/>
-          <w:color w:val="333333"/>
-          <w:sz w:val="20"/>
-        </w:rPr>
-        <w:t>.</w:t>
-      </w:r>
-    </w:p>
-    <w:p>
-      <w:pPr>
-        <w:pStyle w:val="ListBullet"/>
-        <w:spacing w:before="0" w:after="40"/>
-        <w:ind w:left="288"/>
-      </w:pPr>
-      <w:r>
-        <w:rPr>
-          <w:rFonts w:ascii="Arial" w:hAnsi="Arial"/>
-          <w:color w:val="333333"/>
-          <w:sz w:val="20"/>
-        </w:rPr>
-        <w:t xml:space="preserve">Ran AEPS, MATM and VATM transaction orchestration on </w:t>
-      </w:r>
-      <w:r>
-        <w:rPr>
-          <w:rFonts w:ascii="Arial" w:hAnsi="Arial"/>
-          <w:b/>
-          <w:color w:val="111111"/>
-          <w:sz w:val="20"/>
-        </w:rPr>
-        <w:t>Spring Boot</w:t>
-      </w:r>
-      <w:r>
-        <w:rPr>
-          <w:rFonts w:ascii="Arial" w:hAnsi="Arial"/>
-          <w:color w:val="333333"/>
-          <w:sz w:val="20"/>
-        </w:rPr>
-        <w:t xml:space="preserve"> at a </w:t>
+        <w:t xml:space="preserve">Held AEPS, MATM and VATM orchestration at a </w:t>
       </w:r>
       <w:r>
         <w:rPr>
@@ -354,7 +263,24 @@
           <w:color w:val="333333"/>
           <w:sz w:val="20"/>
         </w:rPr>
-        <w:t>.</w:t>
+        <w:t xml:space="preserve">, by making the </w:t>
+      </w:r>
+      <w:r>
+        <w:rPr>
+          <w:rFonts w:ascii="Arial" w:hAnsi="Arial"/>
+          <w:b/>
+          <w:color w:val="111111"/>
+          <w:sz w:val="20"/>
+        </w:rPr>
+        <w:t>Spring Boot</w:t>
+      </w:r>
+      <w:r>
+        <w:rPr>
+          <w:rFonts w:ascii="Arial" w:hAnsi="Arial"/>
+          <w:color w:val="333333"/>
+          <w:sz w:val="20"/>
+        </w:rPr>
+        <w:t xml:space="preserve"> payment path idempotent with request keys, backoff retries and automated end-of-day reconciliation.</w:t>
       </w:r>
     </w:p>
     <w:p>
@@ -369,7 +295,7 @@
           <w:color w:val="333333"/>
           <w:sz w:val="20"/>
         </w:rPr>
-        <w:t xml:space="preserve">Cut unauthorized access attempts </w:t>
+        <w:t xml:space="preserve">Settled over </w:t>
       </w:r>
       <w:r>
         <w:rPr>
@@ -378,7 +304,7 @@
           <w:color w:val="111111"/>
           <w:sz w:val="20"/>
         </w:rPr>
-        <w:t>99.9%</w:t>
+        <w:t>10 billion INR</w:t>
       </w:r>
       <w:r>
         <w:rPr>
@@ -386,73 +312,7 @@
           <w:color w:val="333333"/>
           <w:sz w:val="20"/>
         </w:rPr>
-        <w:t xml:space="preserve"> with </w:t>
-      </w:r>
-      <w:r>
-        <w:rPr>
-          <w:rFonts w:ascii="Arial" w:hAnsi="Arial"/>
-          <w:b/>
-          <w:color w:val="111111"/>
-          <w:sz w:val="20"/>
-        </w:rPr>
-        <w:t>Spring Security</w:t>
-      </w:r>
-      <w:r>
-        <w:rPr>
-          <w:rFonts w:ascii="Arial" w:hAnsi="Arial"/>
-          <w:color w:val="333333"/>
-          <w:sz w:val="20"/>
-        </w:rPr>
-        <w:t xml:space="preserve">: </w:t>
-      </w:r>
-      <w:r>
-        <w:rPr>
-          <w:rFonts w:ascii="Arial" w:hAnsi="Arial"/>
-          <w:b/>
-          <w:color w:val="111111"/>
-          <w:sz w:val="20"/>
-        </w:rPr>
-        <w:t>JWT</w:t>
-      </w:r>
-      <w:r>
-        <w:rPr>
-          <w:rFonts w:ascii="Arial" w:hAnsi="Arial"/>
-          <w:color w:val="333333"/>
-          <w:sz w:val="20"/>
-        </w:rPr>
-        <w:t xml:space="preserve">, </w:t>
-      </w:r>
-      <w:r>
-        <w:rPr>
-          <w:rFonts w:ascii="Arial" w:hAnsi="Arial"/>
-          <w:b/>
-          <w:color w:val="111111"/>
-          <w:sz w:val="20"/>
-        </w:rPr>
-        <w:t>RBAC</w:t>
-      </w:r>
-      <w:r>
-        <w:rPr>
-          <w:rFonts w:ascii="Arial" w:hAnsi="Arial"/>
-          <w:color w:val="333333"/>
-          <w:sz w:val="20"/>
-        </w:rPr>
-        <w:t>, device binding and OTP retry limits.</w:t>
-      </w:r>
-    </w:p>
-    <w:p>
-      <w:pPr>
-        <w:pStyle w:val="ListBullet"/>
-        <w:spacing w:before="0" w:after="40"/>
-        <w:ind w:left="288"/>
-      </w:pPr>
-      <w:r>
-        <w:rPr>
-          <w:rFonts w:ascii="Arial" w:hAnsi="Arial"/>
-          <w:color w:val="333333"/>
-          <w:sz w:val="20"/>
-        </w:rPr>
-        <w:t xml:space="preserve">Built the wallet and ledger services on </w:t>
+        <w:t xml:space="preserve"> a day with balances that reconcile, by building the wallet and ledger services on </w:t>
       </w:r>
       <w:r>
         <w:rPr>
@@ -486,24 +346,7 @@
           <w:color w:val="333333"/>
           <w:sz w:val="20"/>
         </w:rPr>
-        <w:t xml:space="preserve"> — over </w:t>
-      </w:r>
-      <w:r>
-        <w:rPr>
-          <w:rFonts w:ascii="Arial" w:hAnsi="Arial"/>
-          <w:b/>
-          <w:color w:val="111111"/>
-          <w:sz w:val="20"/>
-        </w:rPr>
-        <w:t>10 billion INR</w:t>
-      </w:r>
-      <w:r>
-        <w:rPr>
-          <w:rFonts w:ascii="Arial" w:hAnsi="Arial"/>
-          <w:color w:val="333333"/>
-          <w:sz w:val="20"/>
-        </w:rPr>
-        <w:t xml:space="preserve"> settled daily, and balances that reconcile.</w:t>
+        <w:t xml:space="preserve"> with explicit transaction boundaries and optimistic locking.</w:t>
       </w:r>
     </w:p>
     <w:p>
@@ -518,7 +361,7 @@
           <w:color w:val="333333"/>
           <w:sz w:val="20"/>
         </w:rPr>
-        <w:t xml:space="preserve">Dropped read/write latency </w:t>
+        <w:t xml:space="preserve">Cut p95 read/write latency </w:t>
       </w:r>
       <w:r>
         <w:rPr>
@@ -569,7 +412,24 @@
           <w:color w:val="333333"/>
           <w:sz w:val="20"/>
         </w:rPr>
-        <w:t xml:space="preserve"> through indexing and cache tuning.</w:t>
+        <w:t xml:space="preserve">, by adding covering indexes, tuning the JPA fetch strategy to kill N+1 queries and caching hot lookups in </w:t>
+      </w:r>
+      <w:r>
+        <w:rPr>
+          <w:rFonts w:ascii="Arial" w:hAnsi="Arial"/>
+          <w:b/>
+          <w:color w:val="111111"/>
+          <w:sz w:val="20"/>
+        </w:rPr>
+        <w:t>Redis</w:t>
+      </w:r>
+      <w:r>
+        <w:rPr>
+          <w:rFonts w:ascii="Arial" w:hAnsi="Arial"/>
+          <w:color w:val="333333"/>
+          <w:sz w:val="20"/>
+        </w:rPr>
+        <w:t>.</w:t>
       </w:r>
     </w:p>
     <w:p>
@@ -584,7 +444,156 @@
           <w:color w:val="333333"/>
           <w:sz w:val="20"/>
         </w:rPr>
-        <w:t xml:space="preserve">Moved inter-service communication onto </w:t>
+        <w:t xml:space="preserve">Contained a bad release to one service instead of the whole portal for </w:t>
+      </w:r>
+      <w:r>
+        <w:rPr>
+          <w:rFonts w:ascii="Arial" w:hAnsi="Arial"/>
+          <w:b/>
+          <w:color w:val="111111"/>
+          <w:sz w:val="20"/>
+        </w:rPr>
+        <w:t>2 million+ users</w:t>
+      </w:r>
+      <w:r>
+        <w:rPr>
+          <w:rFonts w:ascii="Arial" w:hAnsi="Arial"/>
+          <w:color w:val="333333"/>
+          <w:sz w:val="20"/>
+        </w:rPr>
+        <w:t xml:space="preserve">, by splitting monolithic e-governance systems into </w:t>
+      </w:r>
+      <w:r>
+        <w:rPr>
+          <w:rFonts w:ascii="Arial" w:hAnsi="Arial"/>
+          <w:b/>
+          <w:color w:val="111111"/>
+          <w:sz w:val="20"/>
+        </w:rPr>
+        <w:t>Spring Boot</w:t>
+      </w:r>
+      <w:r>
+        <w:rPr>
+          <w:rFonts w:ascii="Arial" w:hAnsi="Arial"/>
+          <w:color w:val="333333"/>
+          <w:sz w:val="20"/>
+        </w:rPr>
+        <w:t xml:space="preserve"> microservices behind a versioned REST gateway.</w:t>
+      </w:r>
+    </w:p>
+    <w:p>
+      <w:pPr>
+        <w:pStyle w:val="ListBullet"/>
+        <w:spacing w:before="0" w:after="40"/>
+        <w:ind w:left="288"/>
+      </w:pPr>
+      <w:r>
+        <w:rPr>
+          <w:rFonts w:ascii="Arial" w:hAnsi="Arial"/>
+          <w:color w:val="333333"/>
+          <w:sz w:val="20"/>
+        </w:rPr>
+        <w:t xml:space="preserve">Blocked </w:t>
+      </w:r>
+      <w:r>
+        <w:rPr>
+          <w:rFonts w:ascii="Arial" w:hAnsi="Arial"/>
+          <w:b/>
+          <w:color w:val="111111"/>
+          <w:sz w:val="20"/>
+        </w:rPr>
+        <w:t>99.9%</w:t>
+      </w:r>
+      <w:r>
+        <w:rPr>
+          <w:rFonts w:ascii="Arial" w:hAnsi="Arial"/>
+          <w:color w:val="333333"/>
+          <w:sz w:val="20"/>
+        </w:rPr>
+        <w:t xml:space="preserve"> of unauthorized access attempts, by adding </w:t>
+      </w:r>
+      <w:r>
+        <w:rPr>
+          <w:rFonts w:ascii="Arial" w:hAnsi="Arial"/>
+          <w:b/>
+          <w:color w:val="111111"/>
+          <w:sz w:val="20"/>
+        </w:rPr>
+        <w:t>Spring Security</w:t>
+      </w:r>
+      <w:r>
+        <w:rPr>
+          <w:rFonts w:ascii="Arial" w:hAnsi="Arial"/>
+          <w:color w:val="333333"/>
+          <w:sz w:val="20"/>
+        </w:rPr>
+        <w:t xml:space="preserve"> with </w:t>
+      </w:r>
+      <w:r>
+        <w:rPr>
+          <w:rFonts w:ascii="Arial" w:hAnsi="Arial"/>
+          <w:b/>
+          <w:color w:val="111111"/>
+          <w:sz w:val="20"/>
+        </w:rPr>
+        <w:t>JWT</w:t>
+      </w:r>
+      <w:r>
+        <w:rPr>
+          <w:rFonts w:ascii="Arial" w:hAnsi="Arial"/>
+          <w:color w:val="333333"/>
+          <w:sz w:val="20"/>
+        </w:rPr>
+        <w:t xml:space="preserve">, method-level </w:t>
+      </w:r>
+      <w:r>
+        <w:rPr>
+          <w:rFonts w:ascii="Arial" w:hAnsi="Arial"/>
+          <w:b/>
+          <w:color w:val="111111"/>
+          <w:sz w:val="20"/>
+        </w:rPr>
+        <w:t>RBAC</w:t>
+      </w:r>
+      <w:r>
+        <w:rPr>
+          <w:rFonts w:ascii="Arial" w:hAnsi="Arial"/>
+          <w:color w:val="333333"/>
+          <w:sz w:val="20"/>
+        </w:rPr>
+        <w:t>, device binding and OTP retry limits.</w:t>
+      </w:r>
+    </w:p>
+    <w:p>
+      <w:pPr>
+        <w:pStyle w:val="ListBullet"/>
+        <w:spacing w:before="0" w:after="40"/>
+        <w:ind w:left="288"/>
+      </w:pPr>
+      <w:r>
+        <w:rPr>
+          <w:rFonts w:ascii="Arial" w:hAnsi="Arial"/>
+          <w:color w:val="333333"/>
+          <w:sz w:val="20"/>
+        </w:rPr>
+        <w:t xml:space="preserve">Lifted async throughput </w:t>
+      </w:r>
+      <w:r>
+        <w:rPr>
+          <w:rFonts w:ascii="Arial" w:hAnsi="Arial"/>
+          <w:b/>
+          <w:color w:val="111111"/>
+          <w:sz w:val="20"/>
+        </w:rPr>
+        <w:t>35%</w:t>
+      </w:r>
+      <w:r>
+        <w:rPr>
+          <w:rFonts w:ascii="Arial" w:hAnsi="Arial"/>
+          <w:color w:val="333333"/>
+          <w:sz w:val="20"/>
+        </w:rPr>
+        <w:t xml:space="preserve">, by moving inter-service calls onto </w:t>
       </w:r>
       <w:r>
         <w:rPr>
@@ -601,7 +610,7 @@
           <w:color w:val="333333"/>
           <w:sz w:val="20"/>
         </w:rPr>
-        <w:t xml:space="preserve">, lifting async throughput </w:t>
+        <w:t xml:space="preserve"> with dead-letter topics, and surfacing consumer lag in </w:t>
       </w:r>
       <w:r>
         <w:rPr>
@@ -610,7 +619,24 @@
           <w:color w:val="111111"/>
           <w:sz w:val="20"/>
         </w:rPr>
-        <w:t>35%</w:t>
+        <w:t>Prometheus</w:t>
+      </w:r>
+      <w:r>
+        <w:rPr>
+          <w:rFonts w:ascii="Arial" w:hAnsi="Arial"/>
+          <w:color w:val="333333"/>
+          <w:sz w:val="20"/>
+        </w:rPr>
+        <w:t xml:space="preserve"> and </w:t>
+      </w:r>
+      <w:r>
+        <w:rPr>
+          <w:rFonts w:ascii="Arial" w:hAnsi="Arial"/>
+          <w:b/>
+          <w:color w:val="111111"/>
+          <w:sz w:val="20"/>
+        </w:rPr>
+        <w:t>Grafana</w:t>
       </w:r>
       <w:r>
         <w:rPr>
@@ -648,7 +674,24 @@
           <w:color w:val="333333"/>
           <w:sz w:val="20"/>
         </w:rPr>
-        <w:t xml:space="preserve">Built a workforce tracking platform on </w:t>
+        <w:t xml:space="preserve">Shipped a workforce tracking platform for </w:t>
+      </w:r>
+      <w:r>
+        <w:rPr>
+          <w:rFonts w:ascii="Arial" w:hAnsi="Arial"/>
+          <w:b/>
+          <w:color w:val="111111"/>
+          <w:sz w:val="20"/>
+        </w:rPr>
+        <w:t>1,000+ field agents</w:t>
+      </w:r>
+      <w:r>
+        <w:rPr>
+          <w:rFonts w:ascii="Arial" w:hAnsi="Arial"/>
+          <w:color w:val="333333"/>
+          <w:sz w:val="20"/>
+        </w:rPr>
+        <w:t xml:space="preserve"> end to end on </w:t>
       </w:r>
       <w:r>
         <w:rPr>
@@ -699,24 +742,7 @@
           <w:color w:val="333333"/>
           <w:sz w:val="20"/>
         </w:rPr>
-        <w:t xml:space="preserve"> for </w:t>
-      </w:r>
-      <w:r>
-        <w:rPr>
-          <w:rFonts w:ascii="Arial" w:hAnsi="Arial"/>
-          <w:b/>
-          <w:color w:val="111111"/>
-          <w:sz w:val="20"/>
-        </w:rPr>
-        <w:t>1,000+ field agents</w:t>
-      </w:r>
-      <w:r>
-        <w:rPr>
-          <w:rFonts w:ascii="Arial" w:hAnsi="Arial"/>
-          <w:color w:val="333333"/>
-          <w:sz w:val="20"/>
-        </w:rPr>
-        <w:t>.</w:t>
+        <w:t xml:space="preserve"> — schema design through AWS deployment.</w:t>
       </w:r>
     </w:p>
     <w:p>
@@ -731,7 +757,41 @@
           <w:color w:val="333333"/>
           <w:sz w:val="20"/>
         </w:rPr>
-        <w:t xml:space="preserve">Streamed live coordinates from Spring Boot WebSocket endpoints into a </w:t>
+        <w:t xml:space="preserve">Brought dashboard load time down </w:t>
+      </w:r>
+      <w:r>
+        <w:rPr>
+          <w:rFonts w:ascii="Arial" w:hAnsi="Arial"/>
+          <w:b/>
+          <w:color w:val="111111"/>
+          <w:sz w:val="20"/>
+        </w:rPr>
+        <w:t>30%</w:t>
+      </w:r>
+      <w:r>
+        <w:rPr>
+          <w:rFonts w:ascii="Arial" w:hAnsi="Arial"/>
+          <w:color w:val="333333"/>
+          <w:sz w:val="20"/>
+        </w:rPr>
+        <w:t xml:space="preserve">, by streaming live coordinates from Spring Boot </w:t>
+      </w:r>
+      <w:r>
+        <w:rPr>
+          <w:rFonts w:ascii="Arial" w:hAnsi="Arial"/>
+          <w:b/>
+          <w:color w:val="111111"/>
+          <w:sz w:val="20"/>
+        </w:rPr>
+        <w:t>WebSocket</w:t>
+      </w:r>
+      <w:r>
+        <w:rPr>
+          <w:rFonts w:ascii="Arial" w:hAnsi="Arial"/>
+          <w:color w:val="333333"/>
+          <w:sz w:val="20"/>
+        </w:rPr>
+        <w:t xml:space="preserve"> endpoints into a </w:t>
       </w:r>
       <w:r>
         <w:rPr>
@@ -765,24 +825,7 @@
           <w:color w:val="333333"/>
           <w:sz w:val="20"/>
         </w:rPr>
-        <w:t xml:space="preserve"> dashboard, </w:t>
-      </w:r>
-      <w:r>
-        <w:rPr>
-          <w:rFonts w:ascii="Arial" w:hAnsi="Arial"/>
-          <w:b/>
-          <w:color w:val="111111"/>
-          <w:sz w:val="20"/>
-        </w:rPr>
-        <w:t>30%</w:t>
-      </w:r>
-      <w:r>
-        <w:rPr>
-          <w:rFonts w:ascii="Arial" w:hAnsi="Arial"/>
-          <w:color w:val="333333"/>
-          <w:sz w:val="20"/>
-        </w:rPr>
-        <w:t xml:space="preserve"> quicker to load than the first cut.</w:t>
+        <w:t xml:space="preserve"> map view instead of polling.</w:t>
       </w:r>
     </w:p>
     <w:p>
@@ -797,7 +840,24 @@
           <w:color w:val="333333"/>
           <w:sz w:val="20"/>
         </w:rPr>
-        <w:t xml:space="preserve">Enforced Admin, Supervisor and Employee boundaries on the operations API with </w:t>
+        <w:t xml:space="preserve">Enforced Admin, Supervisor and Employee boundaries across </w:t>
+      </w:r>
+      <w:r>
+        <w:rPr>
+          <w:rFonts w:ascii="Arial" w:hAnsi="Arial"/>
+          <w:b/>
+          <w:color w:val="111111"/>
+          <w:sz w:val="20"/>
+        </w:rPr>
+        <w:t>100+ client accounts</w:t>
+      </w:r>
+      <w:r>
+        <w:rPr>
+          <w:rFonts w:ascii="Arial" w:hAnsi="Arial"/>
+          <w:color w:val="333333"/>
+          <w:sz w:val="20"/>
+        </w:rPr>
+        <w:t xml:space="preserve">, by adding </w:t>
       </w:r>
       <w:r>
         <w:rPr>
@@ -814,7 +874,7 @@
           <w:color w:val="333333"/>
           <w:sz w:val="20"/>
         </w:rPr>
-        <w:t xml:space="preserve"> and </w:t>
+        <w:t xml:space="preserve"> method-level authorization and </w:t>
       </w:r>
       <w:r>
         <w:rPr>
@@ -831,24 +891,7 @@
           <w:color w:val="333333"/>
           <w:sz w:val="20"/>
         </w:rPr>
-        <w:t xml:space="preserve"> across </w:t>
-      </w:r>
-      <w:r>
-        <w:rPr>
-          <w:rFonts w:ascii="Arial" w:hAnsi="Arial"/>
-          <w:b/>
-          <w:color w:val="111111"/>
-          <w:sz w:val="20"/>
-        </w:rPr>
-        <w:t>100+ client accounts</w:t>
-      </w:r>
-      <w:r>
-        <w:rPr>
-          <w:rFonts w:ascii="Arial" w:hAnsi="Arial"/>
-          <w:color w:val="333333"/>
-          <w:sz w:val="20"/>
-        </w:rPr>
-        <w:t>.</w:t>
+        <w:t xml:space="preserve"> claims to the operations API.</w:t>
       </w:r>
     </w:p>
     <w:p>
@@ -869,6 +912,193 @@
         <w:t>SELECTED PROJECTS</w:t>
       </w:r>
     </w:p>
+    <w:tbl>
+      <w:tblPr>
+        <w:tblW w:type="auto" w:w="0"/>
+        <w:tblLayout w:type="fixed"/>
+        <w:tblLook w:firstColumn="1" w:firstRow="1" w:lastColumn="0" w:lastRow="0" w:noHBand="0" w:noVBand="1" w:val="04A0"/>
+      </w:tblPr>
+      <w:tblGrid>
+        <w:gridCol w:w="5400"/>
+        <w:gridCol w:w="5400"/>
+      </w:tblGrid>
+      <w:tr>
+        <w:tc>
+          <w:tcPr>
+            <w:tcW w:type="dxa" w:w="5400"/>
+          </w:tcPr>
+          <w:p>
+            <w:pPr>
+              <w:spacing w:before="0" w:after="0"/>
+            </w:pPr>
+          </w:p>
+          <w:p>
+            <w:pPr>
+              <w:spacing w:before="120" w:after="120"/>
+            </w:pPr>
+            <w:r>
+              <w:rPr>
+                <w:rFonts w:ascii="Arial" w:hAnsi="Arial"/>
+                <w:b/>
+                <w:color w:val="1A1A1A"/>
+                <w:sz w:val="21"/>
+              </w:rPr>
+              <w:t>Enterprise Authentication &amp; Authorization Service</w:t>
+              <w:br/>
+            </w:r>
+            <w:r>
+              <w:rPr>
+                <w:rFonts w:ascii="Arial" w:hAnsi="Arial"/>
+                <w:color w:val="333333"/>
+                <w:sz w:val="19"/>
+              </w:rPr>
+              <w:t>Spring Security service handling user registration, password hashing, JWT issuance and validation, and role-mapped access control across protected REST routes.</w:t>
+              <w:br/>
+            </w:r>
+            <w:r>
+              <w:rPr>
+                <w:rFonts w:ascii="Arial" w:hAnsi="Arial"/>
+                <w:i/>
+                <w:color w:val="718096"/>
+                <w:sz w:val="17"/>
+              </w:rPr>
+              <w:t>Java / Spring Boot / Spring Security / JWT / Hibernate / MySQL</w:t>
+            </w:r>
+          </w:p>
+        </w:tc>
+        <w:tc>
+          <w:tcPr>
+            <w:tcW w:type="dxa" w:w="5400"/>
+          </w:tcPr>
+          <w:p>
+            <w:pPr>
+              <w:spacing w:before="0" w:after="0"/>
+            </w:pPr>
+          </w:p>
+          <w:p>
+            <w:pPr>
+              <w:spacing w:before="120" w:after="120"/>
+            </w:pPr>
+            <w:r>
+              <w:rPr>
+                <w:rFonts w:ascii="Arial" w:hAnsi="Arial"/>
+                <w:b/>
+                <w:color w:val="1A1A1A"/>
+                <w:sz w:val="21"/>
+              </w:rPr>
+              <w:t>Himalayan Edges Commerce Platform</w:t>
+              <w:br/>
+            </w:r>
+            <w:r>
+              <w:rPr>
+                <w:rFonts w:ascii="Arial" w:hAnsi="Arial"/>
+                <w:color w:val="333333"/>
+                <w:sz w:val="19"/>
+              </w:rPr>
+              <w:t>PWA-enabled e-commerce platform on Spring Boot REST services with modular controllers and normalized MySQL schemas, load-verified at 500+ concurrent users.</w:t>
+              <w:br/>
+            </w:r>
+            <w:r>
+              <w:rPr>
+                <w:rFonts w:ascii="Arial" w:hAnsi="Arial"/>
+                <w:i/>
+                <w:color w:val="718096"/>
+                <w:sz w:val="17"/>
+              </w:rPr>
+              <w:t>Java / Spring Boot / Spring Data JPA / MySQL / AWS / PWA</w:t>
+            </w:r>
+          </w:p>
+        </w:tc>
+      </w:tr>
+      <w:tr>
+        <w:tc>
+          <w:tcPr>
+            <w:tcW w:type="dxa" w:w="5400"/>
+          </w:tcPr>
+          <w:p>
+            <w:pPr>
+              <w:spacing w:before="0" w:after="0"/>
+            </w:pPr>
+          </w:p>
+          <w:p>
+            <w:pPr>
+              <w:spacing w:before="120" w:after="120"/>
+            </w:pPr>
+            <w:r>
+              <w:rPr>
+                <w:rFonts w:ascii="Arial" w:hAnsi="Arial"/>
+                <w:b/>
+                <w:color w:val="1A1A1A"/>
+                <w:sz w:val="21"/>
+              </w:rPr>
+              <w:t>Attendance Management &amp; Reporting Platform</w:t>
+              <w:br/>
+            </w:r>
+            <w:r>
+              <w:rPr>
+                <w:rFonts w:ascii="Arial" w:hAnsi="Arial"/>
+                <w:color w:val="333333"/>
+                <w:sz w:val="19"/>
+              </w:rPr>
+              <w:t>Spring Boot service exposing REST endpoints for student registration, daily attendance logging, and scheduled Excel report generation, cutting manual record-keeping by 70%.</w:t>
+              <w:br/>
+            </w:r>
+            <w:r>
+              <w:rPr>
+                <w:rFonts w:ascii="Arial" w:hAnsi="Arial"/>
+                <w:i/>
+                <w:color w:val="718096"/>
+                <w:sz w:val="17"/>
+              </w:rPr>
+              <w:t>Java / Spring Boot / Spring Data JPA / MySQL / REST APIs</w:t>
+            </w:r>
+          </w:p>
+        </w:tc>
+        <w:tc>
+          <w:tcPr>
+            <w:tcW w:type="dxa" w:w="5400"/>
+          </w:tcPr>
+          <w:p>
+            <w:pPr>
+              <w:spacing w:before="0" w:after="0"/>
+            </w:pPr>
+          </w:p>
+          <w:p>
+            <w:pPr>
+              <w:spacing w:before="120" w:after="120"/>
+            </w:pPr>
+            <w:r>
+              <w:rPr>
+                <w:rFonts w:ascii="Arial" w:hAnsi="Arial"/>
+                <w:b/>
+                <w:color w:val="1A1A1A"/>
+                <w:sz w:val="21"/>
+              </w:rPr>
+              <w:t>Wallet &amp; Transaction Ledger Service</w:t>
+              <w:br/>
+            </w:r>
+            <w:r>
+              <w:rPr>
+                <w:rFonts w:ascii="Arial" w:hAnsi="Arial"/>
+                <w:color w:val="333333"/>
+                <w:sz w:val="19"/>
+              </w:rPr>
+              <w:t>Wallet and ledger service built on Spring Data JPA and Hibernate, using managed transaction boundaries and indexed MySQL schemas to keep balances consistent under concurrent settlement.</w:t>
+              <w:br/>
+            </w:r>
+            <w:r>
+              <w:rPr>
+                <w:rFonts w:ascii="Arial" w:hAnsi="Arial"/>
+                <w:i/>
+                <w:color w:val="718096"/>
+                <w:sz w:val="17"/>
+              </w:rPr>
+              <w:t>Java / Spring Boot / Spring Data JPA / Hibernate / MySQL / Redis</w:t>
+            </w:r>
+          </w:p>
+        </w:tc>
+      </w:tr>
+    </w:tbl>
     <w:p>
       <w:pPr>
         <w:keepNext/>
@@ -989,7 +1219,7 @@
                 <w:color w:val="333333"/>
                 <w:sz w:val="19"/>
               </w:rPr>
-              <w:t>Graduated with First Class Honors, maintaining top academic rank.</w:t>
+              <w:t>First Class Honors, B.Tech. — top academic rank in cohort.</w:t>
             </w:r>
           </w:p>
           <w:p>
@@ -1004,7 +1234,7 @@
                 <w:color w:val="333333"/>
                 <w:sz w:val="19"/>
               </w:rPr>
-              <w:t>Earned a 4-Star Gold Badge in SQL on HackerRank.</w:t>
+              <w:t>HackerRank 4-Star Gold badge in SQL.</w:t>
             </w:r>
           </w:p>
         </w:tc>

--- a/downloads/Akhilesh_Mishra_Java_Full_Stack_Classic.docx
+++ b/downloads/Akhilesh_Mishra_Java_Full_Stack_Classic.docx
@@ -75,7 +75,7 @@
           <w:color w:val="333333"/>
           <w:sz w:val="20"/>
         </w:rPr>
-        <w:t>Over 10 billion INR settled daily across wallet and ledger services built on Spring Boot, Spring Data JPA and Hibernate. Held AEPS, MATM and VATM orchestration at a 99% success rate over 500,000+ daily transactions by making the payment path idempotent and self-reconciling, and cut p95 database latency 45% through covering indexes and Redis caching. Strong on the unglamorous parts — transaction boundaries, Kafka messaging, JUnit coverage.</w:t>
+        <w:t>Backend engineer running payment infrastructure that clears 500,000+ transactions a day for 2M+ users. Java/Spring Boot, Kafka, microservices. Wallet and ledger services settle over 10 billion INR daily with balances that reconcile, and AEPS, MATM and VATM orchestration holds a 99% success rate at peak through idempotent request handling and automated reconciliation. Cut p95 database latency 45% with covering indexes and Redis caching.</w:t>
       </w:r>
     </w:p>
     <w:p>
@@ -107,7 +107,7 @@
           <w:color w:val="0056B3"/>
           <w:sz w:val="20"/>
         </w:rPr>
-        <w:t xml:space="preserve">Core Java &amp; Spring </w:t>
+        <w:t xml:space="preserve">Core </w:t>
       </w:r>
       <w:r>
         <w:rPr>
@@ -115,29 +115,7 @@
           <w:color w:val="333333"/>
           <w:sz w:val="20"/>
         </w:rPr>
-        <w:t>Java, Spring Boot, Spring MVC, Spring Security, Spring Data JPA, Hibernate, Spring Cloud, microservices</w:t>
-      </w:r>
-    </w:p>
-    <w:p>
-      <w:pPr>
-        <w:spacing w:before="0" w:after="40"/>
-      </w:pPr>
-      <w:r>
-        <w:rPr>
-          <w:rFonts w:ascii="Arial" w:hAnsi="Arial"/>
-          <w:b/>
-          <w:color w:val="0056B3"/>
-          <w:sz w:val="20"/>
-        </w:rPr>
-        <w:t xml:space="preserve">APIs, Security &amp; UI </w:t>
-      </w:r>
-      <w:r>
-        <w:rPr>
-          <w:rFonts w:ascii="Arial" w:hAnsi="Arial"/>
-          <w:color w:val="333333"/>
-          <w:sz w:val="20"/>
-        </w:rPr>
-        <w:t>RESTful APIs, OpenAPI/Swagger, JWT, RBAC, device binding, rate limiting, idempotency keys, API versioning, React.js</w:t>
+        <w:t>Java, Spring Boot, Spring Security, Spring Data JPA, Hibernate, microservices, REST APIs</w:t>
       </w:r>
     </w:p>
     <w:p>
@@ -159,7 +137,7 @@
           <w:color w:val="333333"/>
           <w:sz w:val="20"/>
         </w:rPr>
-        <w:t>MySQL, PostgreSQL, transaction boundaries, covering indexes, query tuning, Redis, Apache Kafka, dead-letter topics</w:t>
+        <w:t>Apache Kafka, MySQL, PostgreSQL, MongoDB, Redis, transaction boundaries, covering indexes, query tuning</w:t>
       </w:r>
     </w:p>
     <w:p>
@@ -173,7 +151,7 @@
           <w:color w:val="0056B3"/>
           <w:sz w:val="20"/>
         </w:rPr>
-        <w:t xml:space="preserve">Testing &amp; DevOps </w:t>
+        <w:t xml:space="preserve">Platform &amp; Delivery </w:t>
       </w:r>
       <w:r>
         <w:rPr>
@@ -181,7 +159,29 @@
           <w:color w:val="333333"/>
           <w:sz w:val="20"/>
         </w:rPr>
-        <w:t>JUnit 5, Mockito, Testcontainers, Maven, Gradle, Docker, Kubernetes, GitHub Actions CI/CD, Actuator, Prometheus, Grafana</w:t>
+        <w:t>Docker, Kubernetes, GitHub Actions CI/CD, Maven, Gradle, JUnit 5, Mockito, Testcontainers, Prometheus, Grafana</w:t>
+      </w:r>
+    </w:p>
+    <w:p>
+      <w:pPr>
+        <w:spacing w:before="0" w:after="40"/>
+      </w:pPr>
+      <w:r>
+        <w:rPr>
+          <w:rFonts w:ascii="Arial" w:hAnsi="Arial"/>
+          <w:b/>
+          <w:color w:val="0056B3"/>
+          <w:sz w:val="20"/>
+        </w:rPr>
+        <w:t xml:space="preserve">Also </w:t>
+      </w:r>
+      <w:r>
+        <w:rPr>
+          <w:rFonts w:ascii="Arial" w:hAnsi="Arial"/>
+          <w:color w:val="333333"/>
+          <w:sz w:val="20"/>
+        </w:rPr>
+        <w:t>Python, React.js, JavaScript (ES6+), JWT, RBAC, OpenAPI/Swagger, idempotency keys</w:t>
       </w:r>
     </w:p>
     <w:p>
@@ -200,6 +200,33 @@
           <w:sz w:val="23"/>
         </w:rPr>
         <w:t>EXPERIENCE</w:t>
+      </w:r>
+    </w:p>
+    <w:p>
+      <w:pPr>
+        <w:keepNext/>
+        <w:spacing w:before="120" w:after="20"/>
+      </w:pPr>
+      <w:r>
+        <w:rPr>
+          <w:rFonts w:ascii="Arial" w:hAnsi="Arial"/>
+          <w:b/>
+          <w:color w:val="1A1A1A"/>
+          <w:sz w:val="21"/>
+        </w:rPr>
+        <w:t>Software Development Engineer</w:t>
+      </w:r>
+      <w:r>
+        <w:t xml:space="preserve">   |   </w:t>
+      </w:r>
+      <w:r>
+        <w:rPr>
+          <w:rFonts w:ascii="Arial" w:hAnsi="Arial"/>
+          <w:b/>
+          <w:color w:val="0056B3"/>
+          <w:sz w:val="21"/>
+        </w:rPr>
+        <w:t>CSC e-Governance Services India Ltd. — India's national digital services platform, 2M+ users</w:t>
       </w:r>
     </w:p>
     <w:p>
@@ -645,6 +672,33 @@
           <w:sz w:val="20"/>
         </w:rPr>
         <w:t>.</w:t>
+      </w:r>
+    </w:p>
+    <w:p>
+      <w:pPr>
+        <w:keepNext/>
+        <w:spacing w:before="120" w:after="20"/>
+      </w:pPr>
+      <w:r>
+        <w:rPr>
+          <w:rFonts w:ascii="Arial" w:hAnsi="Arial"/>
+          <w:b/>
+          <w:color w:val="1A1A1A"/>
+          <w:sz w:val="21"/>
+        </w:rPr>
+        <w:t>Software Engineer</w:t>
+      </w:r>
+      <w:r>
+        <w:t xml:space="preserve">   |   </w:t>
+      </w:r>
+      <w:r>
+        <w:rPr>
+          <w:rFonts w:ascii="Arial" w:hAnsi="Arial"/>
+          <w:b/>
+          <w:color w:val="0056B3"/>
+          <w:sz w:val="21"/>
+        </w:rPr>
+        <w:t>Contract engagement — field-workforce logistics, 1,000+ agents</w:t>
       </w:r>
     </w:p>
     <w:p>
@@ -1176,13 +1230,7 @@
                 <w:color w:val="333333"/>
                 <w:sz w:val="19"/>
               </w:rPr>
-              <w:t>Database Systems &amp; SQL Certification</w:t>
-              <w:br/>
-              <w:t xml:space="preserve">                        Data Structures &amp; Algorithms Certification</w:t>
-              <w:br/>
-              <w:t xml:space="preserve">                        IIT Kanpur Cyber Security Certification</w:t>
-              <w:br/>
-              <w:t xml:space="preserve">                        Advanced MERN Stack Developer Certification</w:t>
+              <w:t>IIT Kanpur Cyber Security Certification</w:t>
             </w:r>
           </w:p>
         </w:tc>
@@ -1205,21 +1253,6 @@
                 <w:sz w:val="22"/>
               </w:rPr>
               <w:t>ACHIEVEMENTS</w:t>
-            </w:r>
-          </w:p>
-          <w:p>
-            <w:pPr>
-              <w:pStyle w:val="ListBullet"/>
-              <w:spacing w:before="0" w:after="40"/>
-              <w:ind w:left="288"/>
-            </w:pPr>
-            <w:r>
-              <w:rPr>
-                <w:rFonts w:ascii="Arial" w:hAnsi="Arial"/>
-                <w:color w:val="333333"/>
-                <w:sz w:val="19"/>
-              </w:rPr>
-              <w:t>First Class Honors, B.Tech. — top academic rank in cohort.</w:t>
             </w:r>
           </w:p>
           <w:p>

--- a/downloads/Akhilesh_Mishra_Java_Full_Stack_Classic.docx
+++ b/downloads/Akhilesh_Mishra_Java_Full_Stack_Classic.docx
@@ -75,7 +75,7 @@
           <w:color w:val="333333"/>
           <w:sz w:val="20"/>
         </w:rPr>
-        <w:t>Backend engineer running payment infrastructure that clears 500,000+ transactions a day for 2M+ users. Java/Spring Boot, Kafka, microservices. Wallet and ledger services settle over 10 billion INR daily with balances that reconcile, and AEPS, MATM and VATM orchestration holds a 99% success rate at peak through idempotent request handling and automated reconciliation. Cut p95 database latency 45% with covering indexes and Redis caching.</w:t>
+        <w:t>Backend engineer, 3+ years running payment infrastructure that clears 500,000+ transactions a day for 2M+ users. Java/Spring Boot, Kafka, microservices. Wallet and ledger services settle over 10 billion INR daily with balances that reconcile, and AEPS, MATM and VATM orchestration holds a 99% success rate at peak through idempotent request handling and automated reconciliation. Cut p95 database latency 45% with covering indexes and Redis caching.</w:t>
       </w:r>
     </w:p>
     <w:p>
